--- a/Week-24-Graded-Mini-Project/Week 24_Graded Mini Project_Jain.docx
+++ b/Week-24-Graded-Mini-Project/Week 24_Graded Mini Project_Jain.docx
@@ -3907,7 +3907,7 @@
               <w:rPr>
                 <w:sz w:val="16"/>
               </w:rPr>
-              <w:t>1.15</w:t>
+              <w:t>1.59</w:t>
             </w:r>
           </w:p>
         </w:tc>
@@ -3924,7 +3924,7 @@
               <w:rPr>
                 <w:sz w:val="16"/>
               </w:rPr>
-              <w:t>298.3</w:t>
+              <w:t>274.7</w:t>
             </w:r>
           </w:p>
         </w:tc>
@@ -4045,7 +4045,7 @@
               <w:rPr>
                 <w:sz w:val="16"/>
               </w:rPr>
-              <w:t>0.63</w:t>
+              <w:t>1.11</w:t>
             </w:r>
           </w:p>
         </w:tc>
@@ -4062,7 +4062,7 @@
               <w:rPr>
                 <w:sz w:val="16"/>
               </w:rPr>
-              <w:t>15.1</w:t>
+              <w:t>16.8</w:t>
             </w:r>
           </w:p>
         </w:tc>
@@ -10698,7 +10698,7 @@
           <w:b w:val="0"/>
           <w:sz w:val="19"/>
         </w:rPr>
-        <w:t xml:space="preserve"> In the end-to-end runs, OpenAI scored 0.99 and BGE 1.00. Across all 9 chunking configurations, average retrieval was: OpenAI recall@4 1.00 / MRR 0.97, against BGE 1.00 / 1.00. OpenAI costs $0.02 per 1M tokens ($0.000054 for this corpus) and takes about 298 ms per query over the network. BGE is free, runs locally in about 15 ms per query, and keeps policy text inside the company. Since quality is essentially equal, the free and private model wins.</w:t>
+        <w:t xml:space="preserve"> In the end-to-end runs, OpenAI scored 0.99 and BGE 1.00. Across all 9 chunking configurations, average retrieval was: OpenAI recall@4 1.00 / MRR 0.97, against BGE 1.00 / 1.00. OpenAI costs $0.02 per 1M tokens ($0.000054 for this corpus) and takes about 275 ms per query over the network. BGE is free, runs locally in about 17 ms per query, and keeps policy text inside the company. Since quality is essentially equal, the free and private model wins.</w:t>
       </w:r>
     </w:p>
     <w:p>

--- a/Week-24-Graded-Mini-Project/Week 24_Graded Mini Project_Jain.docx
+++ b/Week-24-Graded-Mini-Project/Week 24_Graded Mini Project_Jain.docx
@@ -3907,7 +3907,7 @@
               <w:rPr>
                 <w:sz w:val="16"/>
               </w:rPr>
-              <w:t>1.59</w:t>
+              <w:t>3.19</w:t>
             </w:r>
           </w:p>
         </w:tc>
@@ -3924,7 +3924,7 @@
               <w:rPr>
                 <w:sz w:val="16"/>
               </w:rPr>
-              <w:t>274.7</w:t>
+              <w:t>349.1</w:t>
             </w:r>
           </w:p>
         </w:tc>
@@ -4045,7 +4045,7 @@
               <w:rPr>
                 <w:sz w:val="16"/>
               </w:rPr>
-              <w:t>1.11</w:t>
+              <w:t>0.62</w:t>
             </w:r>
           </w:p>
         </w:tc>
@@ -4062,7 +4062,7 @@
               <w:rPr>
                 <w:sz w:val="16"/>
               </w:rPr>
-              <w:t>16.8</w:t>
+              <w:t>16.2</w:t>
             </w:r>
           </w:p>
         </w:tc>
@@ -7738,7 +7738,7 @@
           <w:b w:val="0"/>
           <w:sz w:val="19"/>
         </w:rPr>
-        <w:t xml:space="preserve"> scoring.py first drafted every score by applying these rules to the gold answer key. It checks key facts, whether the cited pages were retrieved and match the gold page, the length, and refusals. Each answer was then read and the scores corrected by hand in logs/manual_scores.csv (0 of 70 rows marked reviewed).</w:t>
+        <w:t xml:space="preserve"> scoring.py first drafted every score by applying these rules to the gold answer key. It checks key facts, whether the cited pages were retrieved and match the gold page, the length, and refusals. Each answer was then read and the scores corrected by hand in logs/manual_scores.csv (70 of 70 rows marked reviewed).</w:t>
       </w:r>
     </w:p>
     <w:p>
@@ -10698,7 +10698,7 @@
           <w:b w:val="0"/>
           <w:sz w:val="19"/>
         </w:rPr>
-        <w:t xml:space="preserve"> In the end-to-end runs, OpenAI scored 0.99 and BGE 1.00. Across all 9 chunking configurations, average retrieval was: OpenAI recall@4 1.00 / MRR 0.97, against BGE 1.00 / 1.00. OpenAI costs $0.02 per 1M tokens ($0.000054 for this corpus) and takes about 275 ms per query over the network. BGE is free, runs locally in about 17 ms per query, and keeps policy text inside the company. Since quality is essentially equal, the free and private model wins.</w:t>
+        <w:t xml:space="preserve"> In the end-to-end runs, OpenAI scored 0.99 and BGE 1.00. Across all 9 chunking configurations, average retrieval was: OpenAI recall@4 1.00 / MRR 0.97, against BGE 1.00 / 1.00. OpenAI costs $0.02 per 1M tokens ($0.000054 for this corpus) and takes about 349 ms per query over the network. BGE is free, runs locally in about 16 ms per query, and keeps policy text inside the company. Since quality is essentially equal, the free and private model wins.</w:t>
       </w:r>
     </w:p>
     <w:p>

--- a/Week-24-Graded-Mini-Project/Week 24_Graded Mini Project_Jain.docx
+++ b/Week-24-Graded-Mini-Project/Week 24_Graded Mini Project_Jain.docx
@@ -10789,7 +10789,7 @@
           <w:b w:val="0"/>
           <w:sz w:val="19"/>
         </w:rPr>
-        <w:t>• Run: put the keys in .env → python check_setup.py → ./run_all.sh. That executes the notebook, drafts the scores, builds this report and zips the deliverables.</w:t>
+        <w:t>• Run: install requirements.txt, copy .env.example to .env and add the keys, then execute the notebook (see the README). The submitted logs and cache reproduce every result.</w:t>
       </w:r>
     </w:p>
     <w:sectPr>
